--- a/link_textmaster/documentation/TextMaster_LINK_Integration-SG.docx
+++ b/link_textmaster/documentation/TextMaster_LINK_Integration-SG.docx
@@ -44,12 +44,12 @@
           <wp:inline distB="0" distT="0" distL="0" distR="0">
             <wp:extent cx="6682963" cy="1462285"/>
             <wp:effectExtent b="0" l="0" r="0" t="0"/>
-            <wp:docPr id="4" name="image2.png"/>
+            <wp:docPr id="4" name="image3.png"/>
             <a:graphic>
               <a:graphicData uri="http://schemas.openxmlformats.org/drawingml/2006/picture">
                 <pic:pic>
                   <pic:nvPicPr>
-                    <pic:cNvPr id="0" name="image2.png"/>
+                    <pic:cNvPr id="0" name="image3.png"/>
                     <pic:cNvPicPr preferRelativeResize="0"/>
                   </pic:nvPicPr>
                   <pic:blipFill>
@@ -189,7 +189,7 @@
           <w:szCs w:val="24"/>
           <w:rtl w:val="0"/>
         </w:rPr>
-        <w:t xml:space="preserve">2</w:t>
+        <w:t xml:space="preserve">3</w:t>
       </w:r>
       <w:r>
         <w:rPr>
@@ -270,12 +270,12 @@
             <wp:extent cx="5947410" cy="1447800"/>
             <wp:effectExtent b="0" l="0" r="0" t="0"/>
             <wp:wrapNone/>
-            <wp:docPr id="16" name="image3.png"/>
+            <wp:docPr id="16" name="image2.png"/>
             <a:graphic>
               <a:graphicData uri="http://schemas.openxmlformats.org/drawingml/2006/picture">
                 <pic:pic>
                   <pic:nvPicPr>
-                    <pic:cNvPr id="0" name="image3.png"/>
+                    <pic:cNvPr id="0" name="image2.png"/>
                     <pic:cNvPicPr preferRelativeResize="0"/>
                   </pic:nvPicPr>
                   <pic:blipFill>
@@ -351,6 +351,7 @@
     </w:p>
     <w:sdt>
       <w:sdtPr>
+        <w:id w:val="-922271202"/>
         <w:docPartObj>
           <w:docPartGallery w:val="Table of Contents"/>
           <w:docPartUnique w:val="1"/>
@@ -6273,12 +6274,12 @@
           <wp:inline distB="0" distT="0" distL="0" distR="0">
             <wp:extent cx="6286500" cy="2000562"/>
             <wp:effectExtent b="0" l="0" r="0" t="0"/>
-            <wp:docPr id="5" name="image14.png"/>
+            <wp:docPr id="5" name="image18.png"/>
             <a:graphic>
               <a:graphicData uri="http://schemas.openxmlformats.org/drawingml/2006/picture">
                 <pic:pic>
                   <pic:nvPicPr>
-                    <pic:cNvPr id="0" name="image14.png"/>
+                    <pic:cNvPr id="0" name="image18.png"/>
                     <pic:cNvPicPr preferRelativeResize="0"/>
                   </pic:nvPicPr>
                   <pic:blipFill>
@@ -6320,12 +6321,12 @@
             <wp:extent cx="6279515" cy="1043305"/>
             <wp:effectExtent b="0" l="0" r="0" t="0"/>
             <wp:wrapSquare wrapText="bothSides" distB="0" distT="0" distL="114300" distR="114300"/>
-            <wp:docPr id="9" name="image17.png"/>
+            <wp:docPr id="9" name="image5.png"/>
             <a:graphic>
               <a:graphicData uri="http://schemas.openxmlformats.org/drawingml/2006/picture">
                 <pic:pic>
                   <pic:nvPicPr>
-                    <pic:cNvPr id="0" name="image17.png"/>
+                    <pic:cNvPr id="0" name="image5.png"/>
                     <pic:cNvPicPr preferRelativeResize="0"/>
                   </pic:nvPicPr>
                   <pic:blipFill>
@@ -6980,12 +6981,12 @@
           <wp:inline distB="0" distT="0" distL="0" distR="0">
             <wp:extent cx="6286500" cy="1635177"/>
             <wp:effectExtent b="0" l="0" r="0" t="0"/>
-            <wp:docPr id="6" name="image16.png"/>
+            <wp:docPr id="6" name="image8.png"/>
             <a:graphic>
               <a:graphicData uri="http://schemas.openxmlformats.org/drawingml/2006/picture">
                 <pic:pic>
                   <pic:nvPicPr>
-                    <pic:cNvPr id="0" name="image16.png"/>
+                    <pic:cNvPr id="0" name="image8.png"/>
                     <pic:cNvPicPr preferRelativeResize="0"/>
                   </pic:nvPicPr>
                   <pic:blipFill>
@@ -7240,12 +7241,12 @@
           <wp:inline distB="0" distT="0" distL="0" distR="0">
             <wp:extent cx="3981450" cy="5435973"/>
             <wp:effectExtent b="0" l="0" r="0" t="0"/>
-            <wp:docPr id="8" name="image10.png"/>
+            <wp:docPr id="8" name="image16.png"/>
             <a:graphic>
               <a:graphicData uri="http://schemas.openxmlformats.org/drawingml/2006/picture">
                 <pic:pic>
                   <pic:nvPicPr>
-                    <pic:cNvPr id="0" name="image10.png"/>
+                    <pic:cNvPr id="0" name="image16.png"/>
                     <pic:cNvPicPr preferRelativeResize="0"/>
                   </pic:nvPicPr>
                   <pic:blipFill>
@@ -7658,12 +7659,12 @@
           <wp:inline distB="0" distT="0" distL="0" distR="0">
             <wp:extent cx="6286500" cy="3490210"/>
             <wp:effectExtent b="0" l="0" r="0" t="0"/>
-            <wp:docPr id="7" name="image13.png"/>
+            <wp:docPr id="7" name="image10.png"/>
             <a:graphic>
               <a:graphicData uri="http://schemas.openxmlformats.org/drawingml/2006/picture">
                 <pic:pic>
                   <pic:nvPicPr>
-                    <pic:cNvPr id="0" name="image13.png"/>
+                    <pic:cNvPr id="0" name="image10.png"/>
                     <pic:cNvPicPr preferRelativeResize="0"/>
                   </pic:nvPicPr>
                   <pic:blipFill>
@@ -8852,12 +8853,12 @@
           <wp:inline distB="0" distT="0" distL="0" distR="0">
             <wp:extent cx="6286500" cy="4248150"/>
             <wp:effectExtent b="0" l="0" r="0" t="0"/>
-            <wp:docPr id="11" name="image12.png"/>
+            <wp:docPr id="11" name="image4.png"/>
             <a:graphic>
               <a:graphicData uri="http://schemas.openxmlformats.org/drawingml/2006/picture">
                 <pic:pic>
                   <pic:nvPicPr>
-                    <pic:cNvPr id="0" name="image12.png"/>
+                    <pic:cNvPr id="0" name="image4.png"/>
                     <pic:cNvPicPr preferRelativeResize="0"/>
                   </pic:nvPicPr>
                   <pic:blipFill>
@@ -9494,12 +9495,12 @@
           <wp:inline distB="0" distT="0" distL="0" distR="0">
             <wp:extent cx="6286500" cy="2538895"/>
             <wp:effectExtent b="0" l="0" r="0" t="0"/>
-            <wp:docPr id="10" name="image18.png"/>
+            <wp:docPr id="10" name="image7.png"/>
             <a:graphic>
               <a:graphicData uri="http://schemas.openxmlformats.org/drawingml/2006/picture">
                 <pic:pic>
                   <pic:nvPicPr>
-                    <pic:cNvPr id="0" name="image18.png"/>
+                    <pic:cNvPr id="0" name="image7.png"/>
                     <pic:cNvPicPr preferRelativeResize="0"/>
                   </pic:nvPicPr>
                   <pic:blipFill>
@@ -9765,12 +9766,12 @@
           <wp:inline distB="0" distT="0" distL="0" distR="0">
             <wp:extent cx="2081335" cy="1096170"/>
             <wp:effectExtent b="0" l="0" r="0" t="0"/>
-            <wp:docPr id="14" name="image8.png"/>
+            <wp:docPr id="14" name="image9.png"/>
             <a:graphic>
               <a:graphicData uri="http://schemas.openxmlformats.org/drawingml/2006/picture">
                 <pic:pic>
                   <pic:nvPicPr>
-                    <pic:cNvPr id="0" name="image8.png"/>
+                    <pic:cNvPr id="0" name="image9.png"/>
                     <pic:cNvPicPr preferRelativeResize="0"/>
                   </pic:nvPicPr>
                   <pic:blipFill>
@@ -10906,7 +10907,7 @@
           <w:szCs w:val="24"/>
           <w:rtl w:val="0"/>
         </w:rPr>
-        <w:t xml:space="preserve">TextMasterAskForQuoteSiteGenesis</w:t>
+        <w:t xml:space="preserve">TextMasterAskForQuoteRefArch</w:t>
       </w:r>
       <w:r>
         <w:rPr>
@@ -10949,6 +10950,23 @@
           <w:rtl w:val="0"/>
         </w:rPr>
         <w:t xml:space="preserve">".  Under the "Job Steps" for the job, the scope must be the site ID, say "XyZ" if site ID is XyZ and edit the Job Step id with siteId.</w:t>
+      </w:r>
+    </w:p>
+    <w:p>
+      <w:pPr>
+        <w:jc w:val="both"/>
+        <w:rPr>
+          <w:sz w:val="24"/>
+          <w:szCs w:val="24"/>
+        </w:rPr>
+      </w:pPr>
+      <w:r>
+        <w:rPr>
+          <w:sz w:val="24"/>
+          <w:szCs w:val="24"/>
+          <w:rtl w:val="0"/>
+        </w:rPr>
+        <w:t xml:space="preserve">Inside the job steps settings if default Site ID (RefArch) is mentioned anywhere such as inside file path etc, then  change it to the relevant Site ID.</w:t>
       </w:r>
     </w:p>
     <w:p>
@@ -11246,12 +11264,12 @@
           <wp:inline distB="0" distT="0" distL="0" distR="0">
             <wp:extent cx="6286500" cy="4060540"/>
             <wp:effectExtent b="0" l="0" r="0" t="0"/>
-            <wp:docPr id="13" name="image6.png"/>
+            <wp:docPr id="13" name="image15.png"/>
             <a:graphic>
               <a:graphicData uri="http://schemas.openxmlformats.org/drawingml/2006/picture">
                 <pic:pic>
                   <pic:nvPicPr>
-                    <pic:cNvPr id="0" name="image6.png"/>
+                    <pic:cNvPr id="0" name="image15.png"/>
                     <pic:cNvPicPr preferRelativeResize="0"/>
                   </pic:nvPicPr>
                   <pic:blipFill>
@@ -11414,12 +11432,12 @@
             <wp:extent cx="520505" cy="260253"/>
             <wp:effectExtent b="0" l="0" r="0" t="0"/>
             <wp:wrapNone/>
-            <wp:docPr id="3" name="image9.png"/>
+            <wp:docPr id="3" name="image13.png"/>
             <a:graphic>
               <a:graphicData uri="http://schemas.openxmlformats.org/drawingml/2006/picture">
                 <pic:pic>
                   <pic:nvPicPr>
-                    <pic:cNvPr id="0" name="image9.png"/>
+                    <pic:cNvPr id="0" name="image13.png"/>
                     <pic:cNvPicPr preferRelativeResize="0"/>
                   </pic:nvPicPr>
                   <pic:blipFill>
@@ -11620,12 +11638,12 @@
           <wp:inline distB="0" distT="0" distL="0" distR="0">
             <wp:extent cx="5063488" cy="2813928"/>
             <wp:effectExtent b="0" l="0" r="0" t="0"/>
-            <wp:docPr id="15" name="image4.png"/>
+            <wp:docPr id="15" name="image12.png"/>
             <a:graphic>
               <a:graphicData uri="http://schemas.openxmlformats.org/drawingml/2006/picture">
                 <pic:pic>
                   <pic:nvPicPr>
-                    <pic:cNvPr id="0" name="image4.png"/>
+                    <pic:cNvPr id="0" name="image12.png"/>
                     <pic:cNvPicPr preferRelativeResize="0"/>
                   </pic:nvPicPr>
                   <pic:blipFill>
@@ -11938,12 +11956,12 @@
           <wp:inline distB="0" distT="0" distL="0" distR="0">
             <wp:extent cx="6286500" cy="1802130"/>
             <wp:effectExtent b="0" l="0" r="0" t="0"/>
-            <wp:docPr id="17" name="image15.png"/>
+            <wp:docPr id="17" name="image6.png"/>
             <a:graphic>
               <a:graphicData uri="http://schemas.openxmlformats.org/drawingml/2006/picture">
                 <pic:pic>
                   <pic:nvPicPr>
-                    <pic:cNvPr id="0" name="image15.png"/>
+                    <pic:cNvPr id="0" name="image6.png"/>
                     <pic:cNvPicPr preferRelativeResize="0"/>
                   </pic:nvPicPr>
                   <pic:blipFill>
@@ -12574,12 +12592,12 @@
           <wp:inline distB="0" distT="0" distL="0" distR="0">
             <wp:extent cx="5984632" cy="3453358"/>
             <wp:effectExtent b="0" l="0" r="0" t="0"/>
-            <wp:docPr id="18" name="image5.png"/>
+            <wp:docPr id="18" name="image14.png"/>
             <a:graphic>
               <a:graphicData uri="http://schemas.openxmlformats.org/drawingml/2006/picture">
                 <pic:pic>
                   <pic:nvPicPr>
-                    <pic:cNvPr id="0" name="image5.png"/>
+                    <pic:cNvPr id="0" name="image14.png"/>
                     <pic:cNvPicPr preferRelativeResize="0"/>
                   </pic:nvPicPr>
                   <pic:blipFill>
@@ -12845,12 +12863,12 @@
           <wp:inline distB="0" distT="0" distL="0" distR="0">
             <wp:extent cx="6286500" cy="806450"/>
             <wp:effectExtent b="0" l="0" r="0" t="0"/>
-            <wp:docPr descr="Capture.JPG" id="19" name="image7.jpg"/>
+            <wp:docPr descr="Capture.JPG" id="19" name="image17.jpg"/>
             <a:graphic>
               <a:graphicData uri="http://schemas.openxmlformats.org/drawingml/2006/picture">
                 <pic:pic>
                   <pic:nvPicPr>
-                    <pic:cNvPr descr="Capture.JPG" id="0" name="image7.jpg"/>
+                    <pic:cNvPr descr="Capture.JPG" id="0" name="image17.jpg"/>
                     <pic:cNvPicPr preferRelativeResize="0"/>
                   </pic:nvPicPr>
                   <pic:blipFill>
@@ -14032,6 +14050,100 @@
               <w:rPr>
                 <w:rtl w:val="0"/>
               </w:rPr>
+            </w:r>
+          </w:p>
+        </w:tc>
+      </w:tr>
+      <w:tr>
+        <w:trPr>
+          <w:cantSplit w:val="0"/>
+          <w:trHeight w:val="509" w:hRule="atLeast"/>
+          <w:tblHeader w:val="0"/>
+        </w:trPr>
+        <w:tc>
+          <w:tcPr>
+            <w:tcBorders>
+              <w:top w:color="000000" w:space="0" w:sz="4" w:val="single"/>
+              <w:left w:color="000000" w:space="0" w:sz="4" w:val="single"/>
+              <w:bottom w:color="000000" w:space="0" w:sz="4" w:val="single"/>
+              <w:right w:color="000000" w:space="0" w:sz="4" w:val="single"/>
+            </w:tcBorders>
+            <w:shd w:fill="auto" w:val="clear"/>
+            <w:vAlign w:val="center"/>
+          </w:tcPr>
+          <w:p>
+            <w:pPr>
+              <w:spacing w:after="0" w:line="240" w:lineRule="auto"/>
+              <w:rPr>
+                <w:sz w:val="20"/>
+                <w:szCs w:val="20"/>
+              </w:rPr>
+            </w:pPr>
+            <w:r>
+              <w:rPr>
+                <w:sz w:val="20"/>
+                <w:szCs w:val="20"/>
+                <w:rtl w:val="0"/>
+              </w:rPr>
+              <w:t xml:space="preserve">25.2.3</w:t>
+            </w:r>
+          </w:p>
+        </w:tc>
+        <w:tc>
+          <w:tcPr>
+            <w:tcBorders>
+              <w:top w:color="000000" w:space="0" w:sz="4" w:val="single"/>
+              <w:left w:color="000000" w:space="0" w:sz="4" w:val="single"/>
+              <w:bottom w:color="000000" w:space="0" w:sz="4" w:val="single"/>
+              <w:right w:color="000000" w:space="0" w:sz="4" w:val="single"/>
+            </w:tcBorders>
+            <w:shd w:fill="auto" w:val="clear"/>
+            <w:vAlign w:val="center"/>
+          </w:tcPr>
+          <w:p>
+            <w:pPr>
+              <w:spacing w:after="0" w:line="240" w:lineRule="auto"/>
+              <w:rPr>
+                <w:sz w:val="20"/>
+                <w:szCs w:val="20"/>
+              </w:rPr>
+            </w:pPr>
+            <w:r>
+              <w:rPr>
+                <w:sz w:val="20"/>
+                <w:szCs w:val="20"/>
+                <w:rtl w:val="0"/>
+              </w:rPr>
+              <w:t xml:space="preserve">12-Sep-2025</w:t>
+            </w:r>
+          </w:p>
+        </w:tc>
+        <w:tc>
+          <w:tcPr>
+            <w:tcBorders>
+              <w:top w:color="000000" w:space="0" w:sz="4" w:val="single"/>
+              <w:left w:color="000000" w:space="0" w:sz="4" w:val="single"/>
+              <w:bottom w:color="000000" w:space="0" w:sz="4" w:val="single"/>
+              <w:right w:color="000000" w:space="0" w:sz="4" w:val="single"/>
+            </w:tcBorders>
+            <w:shd w:fill="auto" w:val="clear"/>
+            <w:vAlign w:val="center"/>
+          </w:tcPr>
+          <w:p>
+            <w:pPr>
+              <w:spacing w:after="0" w:line="240" w:lineRule="auto"/>
+              <w:rPr>
+                <w:sz w:val="20"/>
+                <w:szCs w:val="20"/>
+              </w:rPr>
+            </w:pPr>
+            <w:r>
+              <w:rPr>
+                <w:sz w:val="20"/>
+                <w:szCs w:val="20"/>
+                <w:rtl w:val="0"/>
+              </w:rPr>
+              <w:t xml:space="preserve">* Bug fix: Import XML file path changed to site specific</w:t>
             </w:r>
           </w:p>
         </w:tc>
@@ -22384,11 +22496,19 @@
       </w:pPr>
     </w:pPrDefault>
   </w:docDefaults>
+  <w:style w:type="table" w:styleId="TableNormal" w:default="1">
+    <w:name w:val="TableNormal"/>
+    <w:tblPr>
+      <w:tblCellMar>
+        <w:top w:w="100.0" w:type="dxa"/>
+        <w:left w:w="100.0" w:type="dxa"/>
+        <w:bottom w:w="100.0" w:type="dxa"/>
+        <w:right w:w="100.0" w:type="dxa"/>
+      </w:tblCellMar>
+    </w:tblPr>
+  </w:style>
   <w:style w:type="paragraph" w:styleId="Normal" w:default="1">
     <w:name w:val="normal"/>
-  </w:style>
-  <w:style w:type="table" w:styleId="TableNormal" w:default="1">
-    <w:name w:val="Table Normal"/>
   </w:style>
   <w:style w:type="paragraph" w:styleId="Heading1">
     <w:name w:val="heading 1"/>
